--- a/assets/PlantillaUno.docx
+++ b/assets/PlantillaUno.docx
@@ -76,21 +76,12 @@
           </wp:anchor>
         </w:drawing>
       </w:r>
-      <w:proofErr w:type="spellStart"/>
       <w:r>
         <w:rPr>
           <w:color w:val="45B0E1" w:themeColor="accent1" w:themeTint="99"/>
           <w:lang w:val="es-ES"/>
         </w:rPr>
-        <w:t>Curriculum</w:t>
-      </w:r>
-      <w:proofErr w:type="spellEnd"/>
-      <w:r>
-        <w:rPr>
-          <w:color w:val="45B0E1" w:themeColor="accent1" w:themeTint="99"/>
-          <w:lang w:val="es-ES"/>
-        </w:rPr>
-        <w:t xml:space="preserve"> Vitae</w:t>
+        <w:t>Curriculum Vitae</w:t>
       </w:r>
     </w:p>
     <w:p>
@@ -107,19 +98,11 @@
           <w:lang w:val="es-ES"/>
         </w:rPr>
       </w:pPr>
-      <w:proofErr w:type="spellStart"/>
-      <w:r>
-        <w:rPr>
-          <w:lang w:val="es-ES"/>
-        </w:rPr>
-        <w:t>Curriculum</w:t>
-      </w:r>
-      <w:proofErr w:type="spellEnd"/>
-      <w:r>
-        <w:rPr>
-          <w:lang w:val="es-ES"/>
-        </w:rPr>
-        <w:t xml:space="preserve"> Vitae</w:t>
+      <w:r>
+        <w:rPr>
+          <w:lang w:val="es-ES"/>
+        </w:rPr>
+        <w:t>Curriculum Vitae</w:t>
       </w:r>
     </w:p>
     <w:p>
@@ -192,7 +175,6 @@
         </w:rPr>
         <w:t>{</w:t>
       </w:r>
-      <w:proofErr w:type="spellStart"/>
       <w:r>
         <w:rPr>
           <w:b/>
@@ -209,7 +191,6 @@
         </w:rPr>
         <w:t>tNom</w:t>
       </w:r>
-      <w:proofErr w:type="spellEnd"/>
       <w:r>
         <w:rPr>
           <w:b/>
@@ -242,7 +223,6 @@
         </w:rPr>
         <w:t xml:space="preserve"> {</w:t>
       </w:r>
-      <w:proofErr w:type="spellStart"/>
       <w:r>
         <w:rPr>
           <w:b/>
@@ -250,7 +230,6 @@
         </w:rPr>
         <w:t>EtTiempoExp</w:t>
       </w:r>
-      <w:proofErr w:type="spellEnd"/>
       <w:r>
         <w:rPr>
           <w:b/>
@@ -287,7 +266,6 @@
         </w:rPr>
         <w:t>{</w:t>
       </w:r>
-      <w:proofErr w:type="spellStart"/>
       <w:r>
         <w:rPr>
           <w:b/>
@@ -296,7 +274,6 @@
         </w:rPr>
         <w:t>EtNa</w:t>
       </w:r>
-      <w:proofErr w:type="spellEnd"/>
       <w:r>
         <w:rPr>
           <w:b/>
@@ -374,41 +351,7 @@
           <w:bCs/>
           <w:lang w:val="es-ES"/>
         </w:rPr>
-        <w:t>{idioma} – {nivel}</w:t>
-      </w:r>
-      <w:r>
-        <w:rPr>
-          <w:b/>
-          <w:bCs/>
-          <w:lang w:val="es-ES"/>
-        </w:rPr>
-        <w:t xml:space="preserve"> </w:t>
-      </w:r>
-      <w:r>
-        <w:rPr>
-          <w:b/>
-          <w:bCs/>
-          <w:lang w:val="es-ES"/>
-        </w:rPr>
-        <w:t>{/</w:t>
-      </w:r>
-      <w:proofErr w:type="spellStart"/>
-      <w:r>
-        <w:rPr>
-          <w:b/>
-          <w:bCs/>
-          <w:lang w:val="es-ES"/>
-        </w:rPr>
-        <w:t>EtId</w:t>
-      </w:r>
-      <w:proofErr w:type="spellEnd"/>
-      <w:r>
-        <w:rPr>
-          <w:b/>
-          <w:bCs/>
-          <w:lang w:val="es-ES"/>
-        </w:rPr>
-        <w:t>}</w:t>
+        <w:t>{idioma} {/EtId}</w:t>
       </w:r>
     </w:p>
     <w:p>
@@ -435,7 +378,6 @@
         </w:rPr>
         <w:t>{</w:t>
       </w:r>
-      <w:proofErr w:type="spellStart"/>
       <w:r>
         <w:rPr>
           <w:b/>
@@ -444,7 +386,6 @@
         </w:rPr>
         <w:t>EtRe</w:t>
       </w:r>
-      <w:proofErr w:type="spellEnd"/>
       <w:r>
         <w:rPr>
           <w:b/>
@@ -475,7 +416,6 @@
         </w:rPr>
         <w:t>{</w:t>
       </w:r>
-      <w:proofErr w:type="spellStart"/>
       <w:r>
         <w:rPr>
           <w:b/>
@@ -485,7 +425,6 @@
         </w:rPr>
         <w:t>EtEd</w:t>
       </w:r>
-      <w:proofErr w:type="spellEnd"/>
       <w:r>
         <w:rPr>
           <w:b/>
@@ -622,54 +561,35 @@
           <w:bCs/>
           <w:lang w:val="es-ES"/>
         </w:rPr>
+        <w:t xml:space="preserve"> {fechaIni}</w:t>
+      </w:r>
+    </w:p>
+    <w:p>
+      <w:pPr>
+        <w:jc w:val="both"/>
+        <w:rPr>
+          <w:b/>
+          <w:bCs/>
+          <w:lang w:val="es-ES"/>
+        </w:rPr>
+      </w:pPr>
+      <w:r>
+        <w:t>Generación</w:t>
+      </w:r>
+      <w:r>
+        <w:rPr>
+          <w:lang w:val="es-ES"/>
+        </w:rPr>
+        <w:t>:</w:t>
+      </w:r>
+      <w:r>
+        <w:rPr>
+          <w:b/>
+          <w:bCs/>
+          <w:lang w:val="es-ES"/>
+        </w:rPr>
         <w:t xml:space="preserve"> {</w:t>
       </w:r>
-      <w:proofErr w:type="spellStart"/>
-      <w:r>
-        <w:rPr>
-          <w:b/>
-          <w:bCs/>
-          <w:lang w:val="es-ES"/>
-        </w:rPr>
-        <w:t>fechaIni</w:t>
-      </w:r>
-      <w:proofErr w:type="spellEnd"/>
-      <w:r>
-        <w:rPr>
-          <w:b/>
-          <w:bCs/>
-          <w:lang w:val="es-ES"/>
-        </w:rPr>
-        <w:t>}</w:t>
-      </w:r>
-    </w:p>
-    <w:p>
-      <w:pPr>
-        <w:jc w:val="both"/>
-        <w:rPr>
-          <w:b/>
-          <w:bCs/>
-          <w:lang w:val="es-ES"/>
-        </w:rPr>
-      </w:pPr>
-      <w:r>
-        <w:t>Generación</w:t>
-      </w:r>
-      <w:r>
-        <w:rPr>
-          <w:lang w:val="es-ES"/>
-        </w:rPr>
-        <w:t>:</w:t>
-      </w:r>
-      <w:r>
-        <w:rPr>
-          <w:b/>
-          <w:bCs/>
-          <w:lang w:val="es-ES"/>
-        </w:rPr>
-        <w:t xml:space="preserve"> {</w:t>
-      </w:r>
-      <w:proofErr w:type="spellStart"/>
       <w:r>
         <w:rPr>
           <w:b/>
@@ -678,7 +598,6 @@
         </w:rPr>
         <w:t>generacion</w:t>
       </w:r>
-      <w:proofErr w:type="spellEnd"/>
       <w:r>
         <w:rPr>
           <w:b/>
@@ -803,18 +722,10 @@
               </w:rPr>
             </w:pPr>
             <w:r>
-              <w:t>{#</w:t>
-            </w:r>
-            <w:proofErr w:type="gramStart"/>
-            <w:r>
-              <w:t>conocimientos}</w:t>
-            </w:r>
-            <w:r>
-              <w:t>{</w:t>
-            </w:r>
-            <w:proofErr w:type="gramEnd"/>
-            <w:r>
-              <w:t>#conocimiento1}</w:t>
+              <w:t>{#conocimientos}</w:t>
+            </w:r>
+            <w:r>
+              <w:t>{#conocimiento1}</w:t>
             </w:r>
             <w:r>
               <w:t>•</w:t>
@@ -937,14 +848,12 @@
         </w:rPr>
         <w:t>{/</w:t>
       </w:r>
-      <w:proofErr w:type="spellStart"/>
       <w:r>
         <w:rPr>
           <w:color w:val="000000" w:themeColor="text1"/>
         </w:rPr>
         <w:t>tieneConocimientos</w:t>
       </w:r>
-      <w:proofErr w:type="spellEnd"/>
       <w:r>
         <w:rPr>
           <w:color w:val="000000" w:themeColor="text1"/>
@@ -967,14 +876,12 @@
         </w:rPr>
         <w:t>{#</w:t>
       </w:r>
-      <w:proofErr w:type="spellStart"/>
       <w:r>
         <w:rPr>
           <w:color w:val="000000" w:themeColor="text1"/>
         </w:rPr>
         <w:t>tieneSkills</w:t>
       </w:r>
-      <w:proofErr w:type="spellEnd"/>
       <w:r>
         <w:rPr>
           <w:color w:val="000000" w:themeColor="text1"/>
@@ -1249,14 +1156,12 @@
         </w:rPr>
         <w:t>{/</w:t>
       </w:r>
-      <w:proofErr w:type="spellStart"/>
       <w:r>
         <w:rPr>
           <w:lang w:val="es-ES"/>
         </w:rPr>
         <w:t>tieneSkills</w:t>
       </w:r>
-      <w:proofErr w:type="spellEnd"/>
       <w:r>
         <w:rPr>
           <w:color w:val="000000" w:themeColor="text1"/>
@@ -1482,11 +1387,9 @@
         </w:rPr>
         <w:t>{</w:t>
       </w:r>
-      <w:proofErr w:type="spellStart"/>
       <w:r>
         <w:t>descripcion</w:t>
       </w:r>
-      <w:proofErr w:type="spellEnd"/>
       <w:r>
         <w:rPr>
           <w:lang w:val="es-ES"/>
@@ -1618,23 +1521,7 @@
           <w:b/>
           <w:bCs/>
         </w:rPr>
-        <w:t>{</w:t>
-      </w:r>
-      <w:proofErr w:type="spellStart"/>
-      <w:r>
-        <w:rPr>
-          <w:b/>
-          <w:bCs/>
-        </w:rPr>
-        <w:t>organizacion</w:t>
-      </w:r>
-      <w:proofErr w:type="spellEnd"/>
-      <w:r>
-        <w:rPr>
-          <w:b/>
-          <w:bCs/>
-        </w:rPr>
-        <w:t>}</w:t>
+        <w:t>{organizacion}</w:t>
       </w:r>
     </w:p>
     <w:p>
@@ -1661,15 +1548,7 @@
         <w:t xml:space="preserve">Descripción: </w:t>
       </w:r>
       <w:r>
-        <w:t>{</w:t>
-      </w:r>
-      <w:proofErr w:type="spellStart"/>
-      <w:r>
-        <w:t>descripcion</w:t>
-      </w:r>
-      <w:proofErr w:type="spellEnd"/>
-      <w:r>
-        <w:t>}</w:t>
+        <w:t>{descripcion}</w:t>
       </w:r>
     </w:p>
     <w:p>
@@ -1688,11 +1567,9 @@
       <w:r>
         <w:t>Tiempo de estudios: {</w:t>
       </w:r>
-      <w:proofErr w:type="spellStart"/>
       <w:r>
         <w:t>tiempoEstudio</w:t>
       </w:r>
-      <w:proofErr w:type="spellEnd"/>
       <w:r>
         <w:t>}</w:t>
       </w:r>
@@ -1712,15 +1589,7 @@
         <w:jc w:val="both"/>
       </w:pPr>
       <w:r>
-        <w:t>{/</w:t>
-      </w:r>
-      <w:proofErr w:type="spellStart"/>
-      <w:r>
-        <w:t>tieneCursos</w:t>
-      </w:r>
-      <w:proofErr w:type="spellEnd"/>
-      <w:r>
-        <w:t>}</w:t>
+        <w:t>{/tieneCursos}</w:t>
       </w:r>
     </w:p>
     <w:p>
@@ -1786,15 +1655,7 @@
         <w:jc w:val="both"/>
       </w:pPr>
       <w:r>
-        <w:t>{/</w:t>
-      </w:r>
-      <w:proofErr w:type="spellStart"/>
-      <w:r>
-        <w:t>tieneComentarios</w:t>
-      </w:r>
-      <w:proofErr w:type="spellEnd"/>
-      <w:r>
-        <w:t>}</w:t>
+        <w:t>{/tieneComentarios}</w:t>
       </w:r>
     </w:p>
     <w:sectPr>

--- a/assets/PlantillaUno.docx
+++ b/assets/PlantillaUno.docx
@@ -76,12 +76,21 @@
           </wp:anchor>
         </w:drawing>
       </w:r>
+      <w:proofErr w:type="spellStart"/>
       <w:r>
         <w:rPr>
           <w:color w:val="45B0E1" w:themeColor="accent1" w:themeTint="99"/>
           <w:lang w:val="es-ES"/>
         </w:rPr>
-        <w:t>Curriculum Vitae</w:t>
+        <w:t>Curriculum</w:t>
+      </w:r>
+      <w:proofErr w:type="spellEnd"/>
+      <w:r>
+        <w:rPr>
+          <w:color w:val="45B0E1" w:themeColor="accent1" w:themeTint="99"/>
+          <w:lang w:val="es-ES"/>
+        </w:rPr>
+        <w:t xml:space="preserve"> Vitae</w:t>
       </w:r>
     </w:p>
     <w:p>
@@ -98,11 +107,19 @@
           <w:lang w:val="es-ES"/>
         </w:rPr>
       </w:pPr>
-      <w:r>
-        <w:rPr>
-          <w:lang w:val="es-ES"/>
-        </w:rPr>
-        <w:t>Curriculum Vitae</w:t>
+      <w:proofErr w:type="spellStart"/>
+      <w:r>
+        <w:rPr>
+          <w:lang w:val="es-ES"/>
+        </w:rPr>
+        <w:t>Curriculum</w:t>
+      </w:r>
+      <w:proofErr w:type="spellEnd"/>
+      <w:r>
+        <w:rPr>
+          <w:lang w:val="es-ES"/>
+        </w:rPr>
+        <w:t xml:space="preserve"> Vitae</w:t>
       </w:r>
     </w:p>
     <w:p>
@@ -175,6 +192,7 @@
         </w:rPr>
         <w:t>{</w:t>
       </w:r>
+      <w:proofErr w:type="spellStart"/>
       <w:r>
         <w:rPr>
           <w:b/>
@@ -191,6 +209,7 @@
         </w:rPr>
         <w:t>tNom</w:t>
       </w:r>
+      <w:proofErr w:type="spellEnd"/>
       <w:r>
         <w:rPr>
           <w:b/>
@@ -223,6 +242,7 @@
         </w:rPr>
         <w:t xml:space="preserve"> {</w:t>
       </w:r>
+      <w:proofErr w:type="spellStart"/>
       <w:r>
         <w:rPr>
           <w:b/>
@@ -230,6 +250,7 @@
         </w:rPr>
         <w:t>EtTiempoExp</w:t>
       </w:r>
+      <w:proofErr w:type="spellEnd"/>
       <w:r>
         <w:rPr>
           <w:b/>
@@ -266,6 +287,7 @@
         </w:rPr>
         <w:t>{</w:t>
       </w:r>
+      <w:proofErr w:type="spellStart"/>
       <w:r>
         <w:rPr>
           <w:b/>
@@ -274,6 +296,7 @@
         </w:rPr>
         <w:t>EtNa</w:t>
       </w:r>
+      <w:proofErr w:type="spellEnd"/>
       <w:r>
         <w:rPr>
           <w:b/>
@@ -351,7 +374,25 @@
           <w:bCs/>
           <w:lang w:val="es-ES"/>
         </w:rPr>
-        <w:t>{idioma} {/EtId}</w:t>
+        <w:t>{idioma} {/</w:t>
+      </w:r>
+      <w:proofErr w:type="spellStart"/>
+      <w:r>
+        <w:rPr>
+          <w:b/>
+          <w:bCs/>
+          <w:lang w:val="es-ES"/>
+        </w:rPr>
+        <w:t>EtId</w:t>
+      </w:r>
+      <w:proofErr w:type="spellEnd"/>
+      <w:r>
+        <w:rPr>
+          <w:b/>
+          <w:bCs/>
+          <w:lang w:val="es-ES"/>
+        </w:rPr>
+        <w:t>}</w:t>
       </w:r>
     </w:p>
     <w:p>
@@ -378,6 +419,7 @@
         </w:rPr>
         <w:t>{</w:t>
       </w:r>
+      <w:proofErr w:type="spellStart"/>
       <w:r>
         <w:rPr>
           <w:b/>
@@ -386,6 +428,7 @@
         </w:rPr>
         <w:t>EtRe</w:t>
       </w:r>
+      <w:proofErr w:type="spellEnd"/>
       <w:r>
         <w:rPr>
           <w:b/>
@@ -416,6 +459,7 @@
         </w:rPr>
         <w:t>{</w:t>
       </w:r>
+      <w:proofErr w:type="spellStart"/>
       <w:r>
         <w:rPr>
           <w:b/>
@@ -425,6 +469,7 @@
         </w:rPr>
         <w:t>EtEd</w:t>
       </w:r>
+      <w:proofErr w:type="spellEnd"/>
       <w:r>
         <w:rPr>
           <w:b/>
@@ -561,7 +606,25 @@
           <w:bCs/>
           <w:lang w:val="es-ES"/>
         </w:rPr>
-        <w:t xml:space="preserve"> {fechaIni}</w:t>
+        <w:t xml:space="preserve"> {</w:t>
+      </w:r>
+      <w:proofErr w:type="spellStart"/>
+      <w:r>
+        <w:rPr>
+          <w:b/>
+          <w:bCs/>
+          <w:lang w:val="es-ES"/>
+        </w:rPr>
+        <w:t>fechaIni</w:t>
+      </w:r>
+      <w:proofErr w:type="spellEnd"/>
+      <w:r>
+        <w:rPr>
+          <w:b/>
+          <w:bCs/>
+          <w:lang w:val="es-ES"/>
+        </w:rPr>
+        <w:t>}</w:t>
       </w:r>
     </w:p>
     <w:p>
@@ -590,6 +653,7 @@
         </w:rPr>
         <w:t xml:space="preserve"> {</w:t>
       </w:r>
+      <w:proofErr w:type="spellStart"/>
       <w:r>
         <w:rPr>
           <w:b/>
@@ -598,6 +662,7 @@
         </w:rPr>
         <w:t>generacion</w:t>
       </w:r>
+      <w:proofErr w:type="spellEnd"/>
       <w:r>
         <w:rPr>
           <w:b/>
@@ -722,10 +787,18 @@
               </w:rPr>
             </w:pPr>
             <w:r>
-              <w:t>{#conocimientos}</w:t>
-            </w:r>
-            <w:r>
-              <w:t>{#conocimiento1}</w:t>
+              <w:t>{#</w:t>
+            </w:r>
+            <w:proofErr w:type="gramStart"/>
+            <w:r>
+              <w:t>conocimientos}</w:t>
+            </w:r>
+            <w:r>
+              <w:t>{</w:t>
+            </w:r>
+            <w:proofErr w:type="gramEnd"/>
+            <w:r>
+              <w:t>#conocimiento1}</w:t>
             </w:r>
             <w:r>
               <w:t>•</w:t>
@@ -747,11 +820,16 @@
               </w:rPr>
             </w:pPr>
             <w:r>
-              <w:t>{#conocimiento2}</w:t>
+              <w:t>{#conocimiento</w:t>
+            </w:r>
+            <w:proofErr w:type="gramStart"/>
+            <w:r>
+              <w:t>2}</w:t>
             </w:r>
             <w:r>
               <w:t>•</w:t>
             </w:r>
+            <w:proofErr w:type="gramEnd"/>
             <w:r>
               <w:t>{conocimiento</w:t>
             </w:r>
@@ -778,11 +856,16 @@
               </w:rPr>
             </w:pPr>
             <w:r>
-              <w:t>{#conocimiento3}</w:t>
+              <w:t>{#conocimiento</w:t>
+            </w:r>
+            <w:proofErr w:type="gramStart"/>
+            <w:r>
+              <w:t>3}</w:t>
             </w:r>
             <w:r>
               <w:t>•</w:t>
             </w:r>
+            <w:proofErr w:type="gramEnd"/>
             <w:r>
               <w:t>{conocimiento</w:t>
             </w:r>
@@ -809,11 +892,16 @@
               </w:rPr>
             </w:pPr>
             <w:r>
-              <w:t>{#conocimiento4}</w:t>
+              <w:t>{#conocimiento</w:t>
+            </w:r>
+            <w:proofErr w:type="gramStart"/>
+            <w:r>
+              <w:t>4}</w:t>
             </w:r>
             <w:r>
               <w:t>•</w:t>
             </w:r>
+            <w:proofErr w:type="gramEnd"/>
             <w:r>
               <w:t>{conocimiento</w:t>
             </w:r>
@@ -848,12 +936,14 @@
         </w:rPr>
         <w:t>{/</w:t>
       </w:r>
+      <w:proofErr w:type="spellStart"/>
       <w:r>
         <w:rPr>
           <w:color w:val="000000" w:themeColor="text1"/>
         </w:rPr>
         <w:t>tieneConocimientos</w:t>
       </w:r>
+      <w:proofErr w:type="spellEnd"/>
       <w:r>
         <w:rPr>
           <w:color w:val="000000" w:themeColor="text1"/>
@@ -876,12 +966,14 @@
         </w:rPr>
         <w:t>{#</w:t>
       </w:r>
+      <w:proofErr w:type="spellStart"/>
       <w:r>
         <w:rPr>
           <w:color w:val="000000" w:themeColor="text1"/>
         </w:rPr>
         <w:t>tieneSkills</w:t>
       </w:r>
+      <w:proofErr w:type="spellEnd"/>
       <w:r>
         <w:rPr>
           <w:color w:val="000000" w:themeColor="text1"/>
@@ -892,6 +984,7 @@
     </w:p>
     <w:p>
       <w:pPr>
+        <w:keepNext/>
         <w:spacing w:before="240" w:after="0"/>
         <w:rPr>
           <w:b/>
@@ -912,6 +1005,7 @@
     </w:p>
     <w:p>
       <w:pPr>
+        <w:keepNext/>
         <w:spacing w:after="0"/>
         <w:rPr>
           <w:b/>
@@ -962,15 +1056,24 @@
           </w:tcPr>
           <w:p>
             <w:pPr>
+              <w:keepNext/>
               <w:rPr>
                 <w:lang w:val="es-ES"/>
               </w:rPr>
             </w:pPr>
             <w:r>
-              <w:t>{#habilidades}</w:t>
-            </w:r>
-            <w:r>
               <w:t>{#</w:t>
+            </w:r>
+            <w:proofErr w:type="gramStart"/>
+            <w:r>
+              <w:t>habilidades}</w:t>
+            </w:r>
+            <w:r>
+              <w:t>{</w:t>
+            </w:r>
+            <w:proofErr w:type="gramEnd"/>
+            <w:r>
+              <w:t>#</w:t>
             </w:r>
             <w:r>
               <w:t>skill</w:t>
@@ -1008,6 +1111,7 @@
           </w:tcPr>
           <w:p>
             <w:pPr>
+              <w:keepNext/>
               <w:rPr>
                 <w:lang w:val="es-ES"/>
               </w:rPr>
@@ -1018,12 +1122,14 @@
             <w:r>
               <w:t>skill</w:t>
             </w:r>
+            <w:proofErr w:type="gramStart"/>
             <w:r>
               <w:t>2}</w:t>
             </w:r>
             <w:r>
               <w:t>•</w:t>
             </w:r>
+            <w:proofErr w:type="gramEnd"/>
             <w:r>
               <w:t>{</w:t>
             </w:r>
@@ -1051,6 +1157,7 @@
           </w:tcPr>
           <w:p>
             <w:pPr>
+              <w:keepNext/>
               <w:rPr>
                 <w:lang w:val="es-ES"/>
               </w:rPr>
@@ -1061,12 +1168,14 @@
             <w:r>
               <w:t>skill</w:t>
             </w:r>
+            <w:proofErr w:type="gramStart"/>
             <w:r>
               <w:t>3}</w:t>
             </w:r>
             <w:r>
               <w:t>•</w:t>
             </w:r>
+            <w:proofErr w:type="gramEnd"/>
             <w:r>
               <w:t>{</w:t>
             </w:r>
@@ -1094,6 +1203,7 @@
           </w:tcPr>
           <w:p>
             <w:pPr>
+              <w:keepNext/>
               <w:rPr>
                 <w:lang w:val="es-ES"/>
               </w:rPr>
@@ -1104,12 +1214,14 @@
             <w:r>
               <w:t>skill</w:t>
             </w:r>
+            <w:proofErr w:type="gramStart"/>
             <w:r>
               <w:t>4}</w:t>
             </w:r>
             <w:r>
               <w:t>•</w:t>
             </w:r>
+            <w:proofErr w:type="gramEnd"/>
             <w:r>
               <w:t>{</w:t>
             </w:r>
@@ -1156,12 +1268,14 @@
         </w:rPr>
         <w:t>{/</w:t>
       </w:r>
+      <w:proofErr w:type="spellStart"/>
       <w:r>
         <w:rPr>
           <w:lang w:val="es-ES"/>
         </w:rPr>
         <w:t>tieneSkills</w:t>
       </w:r>
+      <w:proofErr w:type="spellEnd"/>
       <w:r>
         <w:rPr>
           <w:color w:val="000000" w:themeColor="text1"/>
@@ -1172,6 +1286,7 @@
     </w:p>
     <w:p>
       <w:pPr>
+        <w:keepNext/>
         <w:spacing w:before="240" w:after="0"/>
         <w:rPr>
           <w:b/>
@@ -1192,6 +1307,7 @@
     </w:p>
     <w:p>
       <w:pPr>
+        <w:keepNext/>
         <w:spacing w:after="0"/>
         <w:rPr>
           <w:b/>
@@ -1387,9 +1503,11 @@
         </w:rPr>
         <w:t>{</w:t>
       </w:r>
+      <w:proofErr w:type="spellStart"/>
       <w:r>
         <w:t>descripcion</w:t>
       </w:r>
+      <w:proofErr w:type="spellEnd"/>
       <w:r>
         <w:rPr>
           <w:lang w:val="es-ES"/>
@@ -1437,6 +1555,7 @@
     </w:p>
     <w:p>
       <w:pPr>
+        <w:keepNext/>
         <w:spacing w:after="0"/>
         <w:rPr>
           <w:b/>
@@ -1457,6 +1576,7 @@
     </w:p>
     <w:p>
       <w:pPr>
+        <w:keepNext/>
         <w:spacing w:after="0"/>
         <w:rPr>
           <w:b/>
@@ -1521,7 +1641,23 @@
           <w:b/>
           <w:bCs/>
         </w:rPr>
-        <w:t>{organizacion}</w:t>
+        <w:t>{</w:t>
+      </w:r>
+      <w:proofErr w:type="spellStart"/>
+      <w:r>
+        <w:rPr>
+          <w:b/>
+          <w:bCs/>
+        </w:rPr>
+        <w:t>organizacion</w:t>
+      </w:r>
+      <w:proofErr w:type="spellEnd"/>
+      <w:r>
+        <w:rPr>
+          <w:b/>
+          <w:bCs/>
+        </w:rPr>
+        <w:t>}</w:t>
       </w:r>
     </w:p>
     <w:p>
@@ -1548,7 +1684,15 @@
         <w:t xml:space="preserve">Descripción: </w:t>
       </w:r>
       <w:r>
-        <w:t>{descripcion}</w:t>
+        <w:t>{</w:t>
+      </w:r>
+      <w:proofErr w:type="spellStart"/>
+      <w:r>
+        <w:t>descripcion</w:t>
+      </w:r>
+      <w:proofErr w:type="spellEnd"/>
+      <w:r>
+        <w:t>}</w:t>
       </w:r>
     </w:p>
     <w:p>
@@ -1567,9 +1711,11 @@
       <w:r>
         <w:t>Tiempo de estudios: {</w:t>
       </w:r>
+      <w:proofErr w:type="spellStart"/>
       <w:r>
         <w:t>tiempoEstudio</w:t>
       </w:r>
+      <w:proofErr w:type="spellEnd"/>
       <w:r>
         <w:t>}</w:t>
       </w:r>
@@ -1589,7 +1735,15 @@
         <w:jc w:val="both"/>
       </w:pPr>
       <w:r>
-        <w:t>{/tieneCursos}</w:t>
+        <w:t>{/</w:t>
+      </w:r>
+      <w:proofErr w:type="spellStart"/>
+      <w:r>
+        <w:t>tieneCursos</w:t>
+      </w:r>
+      <w:proofErr w:type="spellEnd"/>
+      <w:r>
+        <w:t>}</w:t>
       </w:r>
     </w:p>
     <w:p>
@@ -1608,6 +1762,7 @@
     </w:p>
     <w:p>
       <w:pPr>
+        <w:keepNext/>
         <w:spacing w:after="0"/>
         <w:rPr>
           <w:b/>
@@ -1628,6 +1783,7 @@
     </w:p>
     <w:p>
       <w:pPr>
+        <w:keepNext/>
         <w:spacing w:after="0"/>
         <w:rPr>
           <w:b/>
@@ -1655,7 +1811,15 @@
         <w:jc w:val="both"/>
       </w:pPr>
       <w:r>
-        <w:t>{/tieneComentarios}</w:t>
+        <w:t>{/</w:t>
+      </w:r>
+      <w:proofErr w:type="spellStart"/>
+      <w:r>
+        <w:t>tieneComentarios</w:t>
+      </w:r>
+      <w:proofErr w:type="spellEnd"/>
+      <w:r>
+        <w:t>}</w:t>
       </w:r>
     </w:p>
     <w:sectPr>

--- a/assets/PlantillaUno.docx
+++ b/assets/PlantillaUno.docx
@@ -76,21 +76,12 @@
           </wp:anchor>
         </w:drawing>
       </w:r>
-      <w:proofErr w:type="spellStart"/>
       <w:r>
         <w:rPr>
           <w:color w:val="45B0E1" w:themeColor="accent1" w:themeTint="99"/>
           <w:lang w:val="es-ES"/>
         </w:rPr>
-        <w:t>Curriculum</w:t>
-      </w:r>
-      <w:proofErr w:type="spellEnd"/>
-      <w:r>
-        <w:rPr>
-          <w:color w:val="45B0E1" w:themeColor="accent1" w:themeTint="99"/>
-          <w:lang w:val="es-ES"/>
-        </w:rPr>
-        <w:t xml:space="preserve"> Vitae</w:t>
+        <w:t>Curriculum Vitae</w:t>
       </w:r>
     </w:p>
     <w:p>
@@ -107,19 +98,11 @@
           <w:lang w:val="es-ES"/>
         </w:rPr>
       </w:pPr>
-      <w:proofErr w:type="spellStart"/>
-      <w:r>
-        <w:rPr>
-          <w:lang w:val="es-ES"/>
-        </w:rPr>
-        <w:t>Curriculum</w:t>
-      </w:r>
-      <w:proofErr w:type="spellEnd"/>
-      <w:r>
-        <w:rPr>
-          <w:lang w:val="es-ES"/>
-        </w:rPr>
-        <w:t xml:space="preserve"> Vitae</w:t>
+      <w:r>
+        <w:rPr>
+          <w:lang w:val="es-ES"/>
+        </w:rPr>
+        <w:t>Curriculum Vitae</w:t>
       </w:r>
     </w:p>
     <w:p>
@@ -192,7 +175,6 @@
         </w:rPr>
         <w:t>{</w:t>
       </w:r>
-      <w:proofErr w:type="spellStart"/>
       <w:r>
         <w:rPr>
           <w:b/>
@@ -209,7 +191,6 @@
         </w:rPr>
         <w:t>tNom</w:t>
       </w:r>
-      <w:proofErr w:type="spellEnd"/>
       <w:r>
         <w:rPr>
           <w:b/>
@@ -242,7 +223,6 @@
         </w:rPr>
         <w:t xml:space="preserve"> {</w:t>
       </w:r>
-      <w:proofErr w:type="spellStart"/>
       <w:r>
         <w:rPr>
           <w:b/>
@@ -250,7 +230,6 @@
         </w:rPr>
         <w:t>EtTiempoExp</w:t>
       </w:r>
-      <w:proofErr w:type="spellEnd"/>
       <w:r>
         <w:rPr>
           <w:b/>
@@ -287,7 +266,6 @@
         </w:rPr>
         <w:t>{</w:t>
       </w:r>
-      <w:proofErr w:type="spellStart"/>
       <w:r>
         <w:rPr>
           <w:b/>
@@ -296,7 +274,6 @@
         </w:rPr>
         <w:t>EtNa</w:t>
       </w:r>
-      <w:proofErr w:type="spellEnd"/>
       <w:r>
         <w:rPr>
           <w:b/>
@@ -374,25 +351,7 @@
           <w:bCs/>
           <w:lang w:val="es-ES"/>
         </w:rPr>
-        <w:t>{idioma} {/</w:t>
-      </w:r>
-      <w:proofErr w:type="spellStart"/>
-      <w:r>
-        <w:rPr>
-          <w:b/>
-          <w:bCs/>
-          <w:lang w:val="es-ES"/>
-        </w:rPr>
-        <w:t>EtId</w:t>
-      </w:r>
-      <w:proofErr w:type="spellEnd"/>
-      <w:r>
-        <w:rPr>
-          <w:b/>
-          <w:bCs/>
-          <w:lang w:val="es-ES"/>
-        </w:rPr>
-        <w:t>}</w:t>
+        <w:t>{idioma} {/EtId}</w:t>
       </w:r>
     </w:p>
     <w:p>
@@ -419,7 +378,6 @@
         </w:rPr>
         <w:t>{</w:t>
       </w:r>
-      <w:proofErr w:type="spellStart"/>
       <w:r>
         <w:rPr>
           <w:b/>
@@ -428,7 +386,6 @@
         </w:rPr>
         <w:t>EtRe</w:t>
       </w:r>
-      <w:proofErr w:type="spellEnd"/>
       <w:r>
         <w:rPr>
           <w:b/>
@@ -459,7 +416,6 @@
         </w:rPr>
         <w:t>{</w:t>
       </w:r>
-      <w:proofErr w:type="spellStart"/>
       <w:r>
         <w:rPr>
           <w:b/>
@@ -469,7 +425,6 @@
         </w:rPr>
         <w:t>EtEd</w:t>
       </w:r>
-      <w:proofErr w:type="spellEnd"/>
       <w:r>
         <w:rPr>
           <w:b/>
@@ -606,54 +561,35 @@
           <w:bCs/>
           <w:lang w:val="es-ES"/>
         </w:rPr>
+        <w:t xml:space="preserve"> {fechaIni}</w:t>
+      </w:r>
+    </w:p>
+    <w:p>
+      <w:pPr>
+        <w:jc w:val="both"/>
+        <w:rPr>
+          <w:b/>
+          <w:bCs/>
+          <w:lang w:val="es-ES"/>
+        </w:rPr>
+      </w:pPr>
+      <w:r>
+        <w:t>Generación</w:t>
+      </w:r>
+      <w:r>
+        <w:rPr>
+          <w:lang w:val="es-ES"/>
+        </w:rPr>
+        <w:t>:</w:t>
+      </w:r>
+      <w:r>
+        <w:rPr>
+          <w:b/>
+          <w:bCs/>
+          <w:lang w:val="es-ES"/>
+        </w:rPr>
         <w:t xml:space="preserve"> {</w:t>
       </w:r>
-      <w:proofErr w:type="spellStart"/>
-      <w:r>
-        <w:rPr>
-          <w:b/>
-          <w:bCs/>
-          <w:lang w:val="es-ES"/>
-        </w:rPr>
-        <w:t>fechaIni</w:t>
-      </w:r>
-      <w:proofErr w:type="spellEnd"/>
-      <w:r>
-        <w:rPr>
-          <w:b/>
-          <w:bCs/>
-          <w:lang w:val="es-ES"/>
-        </w:rPr>
-        <w:t>}</w:t>
-      </w:r>
-    </w:p>
-    <w:p>
-      <w:pPr>
-        <w:jc w:val="both"/>
-        <w:rPr>
-          <w:b/>
-          <w:bCs/>
-          <w:lang w:val="es-ES"/>
-        </w:rPr>
-      </w:pPr>
-      <w:r>
-        <w:t>Generación</w:t>
-      </w:r>
-      <w:r>
-        <w:rPr>
-          <w:lang w:val="es-ES"/>
-        </w:rPr>
-        <w:t>:</w:t>
-      </w:r>
-      <w:r>
-        <w:rPr>
-          <w:b/>
-          <w:bCs/>
-          <w:lang w:val="es-ES"/>
-        </w:rPr>
-        <w:t xml:space="preserve"> {</w:t>
-      </w:r>
-      <w:proofErr w:type="spellStart"/>
       <w:r>
         <w:rPr>
           <w:b/>
@@ -662,7 +598,6 @@
         </w:rPr>
         <w:t>generacion</w:t>
       </w:r>
-      <w:proofErr w:type="spellEnd"/>
       <w:r>
         <w:rPr>
           <w:b/>
@@ -787,18 +722,10 @@
               </w:rPr>
             </w:pPr>
             <w:r>
-              <w:t>{#</w:t>
-            </w:r>
-            <w:proofErr w:type="gramStart"/>
-            <w:r>
-              <w:t>conocimientos}</w:t>
-            </w:r>
-            <w:r>
-              <w:t>{</w:t>
-            </w:r>
-            <w:proofErr w:type="gramEnd"/>
-            <w:r>
-              <w:t>#conocimiento1}</w:t>
+              <w:t>{#conocimientos}</w:t>
+            </w:r>
+            <w:r>
+              <w:t>{#conocimiento1}</w:t>
             </w:r>
             <w:r>
               <w:t>•</w:t>
@@ -820,16 +747,11 @@
               </w:rPr>
             </w:pPr>
             <w:r>
-              <w:t>{#conocimiento</w:t>
-            </w:r>
-            <w:proofErr w:type="gramStart"/>
-            <w:r>
-              <w:t>2}</w:t>
+              <w:t>{#conocimiento2}</w:t>
             </w:r>
             <w:r>
               <w:t>•</w:t>
             </w:r>
-            <w:proofErr w:type="gramEnd"/>
             <w:r>
               <w:t>{conocimiento</w:t>
             </w:r>
@@ -856,16 +778,11 @@
               </w:rPr>
             </w:pPr>
             <w:r>
-              <w:t>{#conocimiento</w:t>
-            </w:r>
-            <w:proofErr w:type="gramStart"/>
-            <w:r>
-              <w:t>3}</w:t>
+              <w:t>{#conocimiento3}</w:t>
             </w:r>
             <w:r>
               <w:t>•</w:t>
             </w:r>
-            <w:proofErr w:type="gramEnd"/>
             <w:r>
               <w:t>{conocimiento</w:t>
             </w:r>
@@ -892,16 +809,11 @@
               </w:rPr>
             </w:pPr>
             <w:r>
-              <w:t>{#conocimiento</w:t>
-            </w:r>
-            <w:proofErr w:type="gramStart"/>
-            <w:r>
-              <w:t>4}</w:t>
+              <w:t>{#conocimiento4}</w:t>
             </w:r>
             <w:r>
               <w:t>•</w:t>
             </w:r>
-            <w:proofErr w:type="gramEnd"/>
             <w:r>
               <w:t>{conocimiento</w:t>
             </w:r>
@@ -936,14 +848,12 @@
         </w:rPr>
         <w:t>{/</w:t>
       </w:r>
-      <w:proofErr w:type="spellStart"/>
       <w:r>
         <w:rPr>
           <w:color w:val="000000" w:themeColor="text1"/>
         </w:rPr>
         <w:t>tieneConocimientos</w:t>
       </w:r>
-      <w:proofErr w:type="spellEnd"/>
       <w:r>
         <w:rPr>
           <w:color w:val="000000" w:themeColor="text1"/>
@@ -966,14 +876,12 @@
         </w:rPr>
         <w:t>{#</w:t>
       </w:r>
-      <w:proofErr w:type="spellStart"/>
       <w:r>
         <w:rPr>
           <w:color w:val="000000" w:themeColor="text1"/>
         </w:rPr>
         <w:t>tieneSkills</w:t>
       </w:r>
-      <w:proofErr w:type="spellEnd"/>
       <w:r>
         <w:rPr>
           <w:color w:val="000000" w:themeColor="text1"/>
@@ -1056,24 +964,15 @@
           </w:tcPr>
           <w:p>
             <w:pPr>
-              <w:keepNext/>
               <w:rPr>
                 <w:lang w:val="es-ES"/>
               </w:rPr>
             </w:pPr>
             <w:r>
+              <w:t>{#habilidades}</w:t>
+            </w:r>
+            <w:r>
               <w:t>{#</w:t>
-            </w:r>
-            <w:proofErr w:type="gramStart"/>
-            <w:r>
-              <w:t>habilidades}</w:t>
-            </w:r>
-            <w:r>
-              <w:t>{</w:t>
-            </w:r>
-            <w:proofErr w:type="gramEnd"/>
-            <w:r>
-              <w:t>#</w:t>
             </w:r>
             <w:r>
               <w:t>skill</w:t>
@@ -1111,7 +1010,6 @@
           </w:tcPr>
           <w:p>
             <w:pPr>
-              <w:keepNext/>
               <w:rPr>
                 <w:lang w:val="es-ES"/>
               </w:rPr>
@@ -1122,14 +1020,12 @@
             <w:r>
               <w:t>skill</w:t>
             </w:r>
-            <w:proofErr w:type="gramStart"/>
             <w:r>
               <w:t>2}</w:t>
             </w:r>
             <w:r>
               <w:t>•</w:t>
             </w:r>
-            <w:proofErr w:type="gramEnd"/>
             <w:r>
               <w:t>{</w:t>
             </w:r>
@@ -1157,7 +1053,6 @@
           </w:tcPr>
           <w:p>
             <w:pPr>
-              <w:keepNext/>
               <w:rPr>
                 <w:lang w:val="es-ES"/>
               </w:rPr>
@@ -1168,14 +1063,12 @@
             <w:r>
               <w:t>skill</w:t>
             </w:r>
-            <w:proofErr w:type="gramStart"/>
             <w:r>
               <w:t>3}</w:t>
             </w:r>
             <w:r>
               <w:t>•</w:t>
             </w:r>
-            <w:proofErr w:type="gramEnd"/>
             <w:r>
               <w:t>{</w:t>
             </w:r>
@@ -1203,7 +1096,6 @@
           </w:tcPr>
           <w:p>
             <w:pPr>
-              <w:keepNext/>
               <w:rPr>
                 <w:lang w:val="es-ES"/>
               </w:rPr>
@@ -1214,14 +1106,12 @@
             <w:r>
               <w:t>skill</w:t>
             </w:r>
-            <w:proofErr w:type="gramStart"/>
             <w:r>
               <w:t>4}</w:t>
             </w:r>
             <w:r>
               <w:t>•</w:t>
             </w:r>
-            <w:proofErr w:type="gramEnd"/>
             <w:r>
               <w:t>{</w:t>
             </w:r>
@@ -1268,14 +1158,12 @@
         </w:rPr>
         <w:t>{/</w:t>
       </w:r>
-      <w:proofErr w:type="spellStart"/>
       <w:r>
         <w:rPr>
           <w:lang w:val="es-ES"/>
         </w:rPr>
         <w:t>tieneSkills</w:t>
       </w:r>
-      <w:proofErr w:type="spellEnd"/>
       <w:r>
         <w:rPr>
           <w:color w:val="000000" w:themeColor="text1"/>
@@ -1302,6 +1190,7 @@
           <w:color w:val="0070C0"/>
           <w:lang w:val="es-ES"/>
         </w:rPr>
+        <w:lastRenderedPageBreak/>
         <w:t>EXPERIENCIA LABORAL</w:t>
       </w:r>
     </w:p>
@@ -1327,6 +1216,7 @@
     </w:p>
     <w:p>
       <w:pPr>
+        <w:keepNext/>
         <w:spacing w:after="0"/>
         <w:jc w:val="both"/>
       </w:pPr>
@@ -1348,6 +1238,7 @@
     </w:p>
     <w:p>
       <w:pPr>
+        <w:keepNext/>
         <w:spacing w:after="0"/>
         <w:jc w:val="both"/>
         <w:rPr>
@@ -1408,7 +1299,6 @@
         <w:rPr>
           <w:lang w:val="es-ES"/>
         </w:rPr>
-        <w:lastRenderedPageBreak/>
         <w:t>Empresa</w:t>
       </w:r>
       <w:r>
@@ -1503,11 +1393,9 @@
         </w:rPr>
         <w:t>{</w:t>
       </w:r>
-      <w:proofErr w:type="spellStart"/>
       <w:r>
         <w:t>descripcion</w:t>
       </w:r>
-      <w:proofErr w:type="spellEnd"/>
       <w:r>
         <w:rPr>
           <w:lang w:val="es-ES"/>
@@ -1555,7 +1443,6 @@
     </w:p>
     <w:p>
       <w:pPr>
-        <w:keepNext/>
         <w:spacing w:after="0"/>
         <w:rPr>
           <w:b/>
@@ -1576,7 +1463,6 @@
     </w:p>
     <w:p>
       <w:pPr>
-        <w:keepNext/>
         <w:spacing w:after="0"/>
         <w:rPr>
           <w:b/>
@@ -1641,23 +1527,7 @@
           <w:b/>
           <w:bCs/>
         </w:rPr>
-        <w:t>{</w:t>
-      </w:r>
-      <w:proofErr w:type="spellStart"/>
-      <w:r>
-        <w:rPr>
-          <w:b/>
-          <w:bCs/>
-        </w:rPr>
-        <w:t>organizacion</w:t>
-      </w:r>
-      <w:proofErr w:type="spellEnd"/>
-      <w:r>
-        <w:rPr>
-          <w:b/>
-          <w:bCs/>
-        </w:rPr>
-        <w:t>}</w:t>
+        <w:t>{organizacion}</w:t>
       </w:r>
     </w:p>
     <w:p>
@@ -1684,15 +1554,7 @@
         <w:t xml:space="preserve">Descripción: </w:t>
       </w:r>
       <w:r>
-        <w:t>{</w:t>
-      </w:r>
-      <w:proofErr w:type="spellStart"/>
-      <w:r>
-        <w:t>descripcion</w:t>
-      </w:r>
-      <w:proofErr w:type="spellEnd"/>
-      <w:r>
-        <w:t>}</w:t>
+        <w:t>{descripcion}</w:t>
       </w:r>
     </w:p>
     <w:p>
@@ -1711,11 +1573,9 @@
       <w:r>
         <w:t>Tiempo de estudios: {</w:t>
       </w:r>
-      <w:proofErr w:type="spellStart"/>
       <w:r>
         <w:t>tiempoEstudio</w:t>
       </w:r>
-      <w:proofErr w:type="spellEnd"/>
       <w:r>
         <w:t>}</w:t>
       </w:r>
@@ -1735,15 +1595,7 @@
         <w:jc w:val="both"/>
       </w:pPr>
       <w:r>
-        <w:t>{/</w:t>
-      </w:r>
-      <w:proofErr w:type="spellStart"/>
-      <w:r>
-        <w:t>tieneCursos</w:t>
-      </w:r>
-      <w:proofErr w:type="spellEnd"/>
-      <w:r>
-        <w:t>}</w:t>
+        <w:t>{/tieneCursos}</w:t>
       </w:r>
     </w:p>
     <w:p>
@@ -1762,7 +1614,6 @@
     </w:p>
     <w:p>
       <w:pPr>
-        <w:keepNext/>
         <w:spacing w:after="0"/>
         <w:rPr>
           <w:b/>
@@ -1783,7 +1634,6 @@
     </w:p>
     <w:p>
       <w:pPr>
-        <w:keepNext/>
         <w:spacing w:after="0"/>
         <w:rPr>
           <w:b/>
@@ -1811,15 +1661,7 @@
         <w:jc w:val="both"/>
       </w:pPr>
       <w:r>
-        <w:t>{/</w:t>
-      </w:r>
-      <w:proofErr w:type="spellStart"/>
-      <w:r>
-        <w:t>tieneComentarios</w:t>
-      </w:r>
-      <w:proofErr w:type="spellEnd"/>
-      <w:r>
-        <w:t>}</w:t>
+        <w:t>{/tieneComentarios}</w:t>
       </w:r>
     </w:p>
     <w:sectPr>

--- a/assets/PlantillaUno.docx
+++ b/assets/PlantillaUno.docx
@@ -76,12 +76,21 @@
           </wp:anchor>
         </w:drawing>
       </w:r>
+      <w:proofErr w:type="spellStart"/>
       <w:r>
         <w:rPr>
           <w:color w:val="45B0E1" w:themeColor="accent1" w:themeTint="99"/>
           <w:lang w:val="es-ES"/>
         </w:rPr>
-        <w:t>Curriculum Vitae</w:t>
+        <w:t>Curriculum</w:t>
+      </w:r>
+      <w:proofErr w:type="spellEnd"/>
+      <w:r>
+        <w:rPr>
+          <w:color w:val="45B0E1" w:themeColor="accent1" w:themeTint="99"/>
+          <w:lang w:val="es-ES"/>
+        </w:rPr>
+        <w:t xml:space="preserve"> Vitae</w:t>
       </w:r>
     </w:p>
     <w:p>
@@ -98,11 +107,19 @@
           <w:lang w:val="es-ES"/>
         </w:rPr>
       </w:pPr>
-      <w:r>
-        <w:rPr>
-          <w:lang w:val="es-ES"/>
-        </w:rPr>
-        <w:t>Curriculum Vitae</w:t>
+      <w:proofErr w:type="spellStart"/>
+      <w:r>
+        <w:rPr>
+          <w:lang w:val="es-ES"/>
+        </w:rPr>
+        <w:t>Curriculum</w:t>
+      </w:r>
+      <w:proofErr w:type="spellEnd"/>
+      <w:r>
+        <w:rPr>
+          <w:lang w:val="es-ES"/>
+        </w:rPr>
+        <w:t xml:space="preserve"> Vitae</w:t>
       </w:r>
     </w:p>
     <w:p>
@@ -175,6 +192,7 @@
         </w:rPr>
         <w:t>{</w:t>
       </w:r>
+      <w:proofErr w:type="spellStart"/>
       <w:r>
         <w:rPr>
           <w:b/>
@@ -191,6 +209,7 @@
         </w:rPr>
         <w:t>tNom</w:t>
       </w:r>
+      <w:proofErr w:type="spellEnd"/>
       <w:r>
         <w:rPr>
           <w:b/>
@@ -223,6 +242,7 @@
         </w:rPr>
         <w:t xml:space="preserve"> {</w:t>
       </w:r>
+      <w:proofErr w:type="spellStart"/>
       <w:r>
         <w:rPr>
           <w:b/>
@@ -230,6 +250,7 @@
         </w:rPr>
         <w:t>EtTiempoExp</w:t>
       </w:r>
+      <w:proofErr w:type="spellEnd"/>
       <w:r>
         <w:rPr>
           <w:b/>
@@ -266,6 +287,7 @@
         </w:rPr>
         <w:t>{</w:t>
       </w:r>
+      <w:proofErr w:type="spellStart"/>
       <w:r>
         <w:rPr>
           <w:b/>
@@ -274,6 +296,7 @@
         </w:rPr>
         <w:t>EtNa</w:t>
       </w:r>
+      <w:proofErr w:type="spellEnd"/>
       <w:r>
         <w:rPr>
           <w:b/>
@@ -351,7 +374,25 @@
           <w:bCs/>
           <w:lang w:val="es-ES"/>
         </w:rPr>
-        <w:t>{idioma} {/EtId}</w:t>
+        <w:t>{idioma} {/</w:t>
+      </w:r>
+      <w:proofErr w:type="spellStart"/>
+      <w:r>
+        <w:rPr>
+          <w:b/>
+          <w:bCs/>
+          <w:lang w:val="es-ES"/>
+        </w:rPr>
+        <w:t>EtId</w:t>
+      </w:r>
+      <w:proofErr w:type="spellEnd"/>
+      <w:r>
+        <w:rPr>
+          <w:b/>
+          <w:bCs/>
+          <w:lang w:val="es-ES"/>
+        </w:rPr>
+        <w:t>}</w:t>
       </w:r>
     </w:p>
     <w:p>
@@ -378,6 +419,7 @@
         </w:rPr>
         <w:t>{</w:t>
       </w:r>
+      <w:proofErr w:type="spellStart"/>
       <w:r>
         <w:rPr>
           <w:b/>
@@ -386,6 +428,7 @@
         </w:rPr>
         <w:t>EtRe</w:t>
       </w:r>
+      <w:proofErr w:type="spellEnd"/>
       <w:r>
         <w:rPr>
           <w:b/>
@@ -416,6 +459,7 @@
         </w:rPr>
         <w:t>{</w:t>
       </w:r>
+      <w:proofErr w:type="spellStart"/>
       <w:r>
         <w:rPr>
           <w:b/>
@@ -425,6 +469,7 @@
         </w:rPr>
         <w:t>EtEd</w:t>
       </w:r>
+      <w:proofErr w:type="spellEnd"/>
       <w:r>
         <w:rPr>
           <w:b/>
@@ -561,7 +606,25 @@
           <w:bCs/>
           <w:lang w:val="es-ES"/>
         </w:rPr>
-        <w:t xml:space="preserve"> {fechaIni}</w:t>
+        <w:t xml:space="preserve"> {</w:t>
+      </w:r>
+      <w:proofErr w:type="spellStart"/>
+      <w:r>
+        <w:rPr>
+          <w:b/>
+          <w:bCs/>
+          <w:lang w:val="es-ES"/>
+        </w:rPr>
+        <w:t>fechaIni</w:t>
+      </w:r>
+      <w:proofErr w:type="spellEnd"/>
+      <w:r>
+        <w:rPr>
+          <w:b/>
+          <w:bCs/>
+          <w:lang w:val="es-ES"/>
+        </w:rPr>
+        <w:t>}</w:t>
       </w:r>
     </w:p>
     <w:p>
@@ -590,6 +653,7 @@
         </w:rPr>
         <w:t xml:space="preserve"> {</w:t>
       </w:r>
+      <w:proofErr w:type="spellStart"/>
       <w:r>
         <w:rPr>
           <w:b/>
@@ -598,6 +662,7 @@
         </w:rPr>
         <w:t>generacion</w:t>
       </w:r>
+      <w:proofErr w:type="spellEnd"/>
       <w:r>
         <w:rPr>
           <w:b/>
@@ -722,10 +787,18 @@
               </w:rPr>
             </w:pPr>
             <w:r>
-              <w:t>{#conocimientos}</w:t>
-            </w:r>
-            <w:r>
-              <w:t>{#conocimiento1}</w:t>
+              <w:t>{#</w:t>
+            </w:r>
+            <w:proofErr w:type="gramStart"/>
+            <w:r>
+              <w:t>conocimientos}</w:t>
+            </w:r>
+            <w:r>
+              <w:t>{</w:t>
+            </w:r>
+            <w:proofErr w:type="gramEnd"/>
+            <w:r>
+              <w:t>#conocimiento1}</w:t>
             </w:r>
             <w:r>
               <w:t>•</w:t>
@@ -747,11 +820,16 @@
               </w:rPr>
             </w:pPr>
             <w:r>
-              <w:t>{#conocimiento2}</w:t>
+              <w:t>{#conocimiento</w:t>
+            </w:r>
+            <w:proofErr w:type="gramStart"/>
+            <w:r>
+              <w:t>2}</w:t>
             </w:r>
             <w:r>
               <w:t>•</w:t>
             </w:r>
+            <w:proofErr w:type="gramEnd"/>
             <w:r>
               <w:t>{conocimiento</w:t>
             </w:r>
@@ -778,11 +856,16 @@
               </w:rPr>
             </w:pPr>
             <w:r>
-              <w:t>{#conocimiento3}</w:t>
+              <w:t>{#conocimiento</w:t>
+            </w:r>
+            <w:proofErr w:type="gramStart"/>
+            <w:r>
+              <w:t>3}</w:t>
             </w:r>
             <w:r>
               <w:t>•</w:t>
             </w:r>
+            <w:proofErr w:type="gramEnd"/>
             <w:r>
               <w:t>{conocimiento</w:t>
             </w:r>
@@ -809,11 +892,16 @@
               </w:rPr>
             </w:pPr>
             <w:r>
-              <w:t>{#conocimiento4}</w:t>
+              <w:t>{#conocimiento</w:t>
+            </w:r>
+            <w:proofErr w:type="gramStart"/>
+            <w:r>
+              <w:t>4}</w:t>
             </w:r>
             <w:r>
               <w:t>•</w:t>
             </w:r>
+            <w:proofErr w:type="gramEnd"/>
             <w:r>
               <w:t>{conocimiento</w:t>
             </w:r>
@@ -848,12 +936,14 @@
         </w:rPr>
         <w:t>{/</w:t>
       </w:r>
+      <w:proofErr w:type="spellStart"/>
       <w:r>
         <w:rPr>
           <w:color w:val="000000" w:themeColor="text1"/>
         </w:rPr>
         <w:t>tieneConocimientos</w:t>
       </w:r>
+      <w:proofErr w:type="spellEnd"/>
       <w:r>
         <w:rPr>
           <w:color w:val="000000" w:themeColor="text1"/>
@@ -876,12 +966,14 @@
         </w:rPr>
         <w:t>{#</w:t>
       </w:r>
+      <w:proofErr w:type="spellStart"/>
       <w:r>
         <w:rPr>
           <w:color w:val="000000" w:themeColor="text1"/>
         </w:rPr>
         <w:t>tieneSkills</w:t>
       </w:r>
+      <w:proofErr w:type="spellEnd"/>
       <w:r>
         <w:rPr>
           <w:color w:val="000000" w:themeColor="text1"/>
@@ -969,10 +1061,18 @@
               </w:rPr>
             </w:pPr>
             <w:r>
-              <w:t>{#habilidades}</w:t>
-            </w:r>
-            <w:r>
               <w:t>{#</w:t>
+            </w:r>
+            <w:proofErr w:type="gramStart"/>
+            <w:r>
+              <w:t>habilidades}</w:t>
+            </w:r>
+            <w:r>
+              <w:t>{</w:t>
+            </w:r>
+            <w:proofErr w:type="gramEnd"/>
+            <w:r>
+              <w:t>#</w:t>
             </w:r>
             <w:r>
               <w:t>skill</w:t>
@@ -1020,12 +1120,14 @@
             <w:r>
               <w:t>skill</w:t>
             </w:r>
+            <w:proofErr w:type="gramStart"/>
             <w:r>
               <w:t>2}</w:t>
             </w:r>
             <w:r>
               <w:t>•</w:t>
             </w:r>
+            <w:proofErr w:type="gramEnd"/>
             <w:r>
               <w:t>{</w:t>
             </w:r>
@@ -1063,12 +1165,14 @@
             <w:r>
               <w:t>skill</w:t>
             </w:r>
+            <w:proofErr w:type="gramStart"/>
             <w:r>
               <w:t>3}</w:t>
             </w:r>
             <w:r>
               <w:t>•</w:t>
             </w:r>
+            <w:proofErr w:type="gramEnd"/>
             <w:r>
               <w:t>{</w:t>
             </w:r>
@@ -1106,12 +1210,14 @@
             <w:r>
               <w:t>skill</w:t>
             </w:r>
+            <w:proofErr w:type="gramStart"/>
             <w:r>
               <w:t>4}</w:t>
             </w:r>
             <w:r>
               <w:t>•</w:t>
             </w:r>
+            <w:proofErr w:type="gramEnd"/>
             <w:r>
               <w:t>{</w:t>
             </w:r>
@@ -1158,12 +1264,14 @@
         </w:rPr>
         <w:t>{/</w:t>
       </w:r>
+      <w:proofErr w:type="spellStart"/>
       <w:r>
         <w:rPr>
           <w:lang w:val="es-ES"/>
         </w:rPr>
         <w:t>tieneSkills</w:t>
       </w:r>
+      <w:proofErr w:type="spellEnd"/>
       <w:r>
         <w:rPr>
           <w:color w:val="000000" w:themeColor="text1"/>
@@ -1174,8 +1282,19 @@
     </w:p>
     <w:p>
       <w:pPr>
+        <w:spacing w:after="0"/>
+        <w:rPr>
+          <w:b/>
+          <w:bCs/>
+          <w:color w:val="0070C0"/>
+          <w:lang w:val="es-ES"/>
+        </w:rPr>
+      </w:pPr>
+    </w:p>
+    <w:p>
+      <w:pPr>
         <w:keepNext/>
-        <w:spacing w:before="240" w:after="0"/>
+        <w:spacing w:after="0"/>
         <w:rPr>
           <w:b/>
           <w:bCs/>
@@ -1393,9 +1512,11 @@
         </w:rPr>
         <w:t>{</w:t>
       </w:r>
+      <w:proofErr w:type="spellStart"/>
       <w:r>
         <w:t>descripcion</w:t>
       </w:r>
+      <w:proofErr w:type="spellEnd"/>
       <w:r>
         <w:rPr>
           <w:lang w:val="es-ES"/>
@@ -1527,7 +1648,23 @@
           <w:b/>
           <w:bCs/>
         </w:rPr>
-        <w:t>{organizacion}</w:t>
+        <w:t>{</w:t>
+      </w:r>
+      <w:proofErr w:type="spellStart"/>
+      <w:r>
+        <w:rPr>
+          <w:b/>
+          <w:bCs/>
+        </w:rPr>
+        <w:t>organizacion</w:t>
+      </w:r>
+      <w:proofErr w:type="spellEnd"/>
+      <w:r>
+        <w:rPr>
+          <w:b/>
+          <w:bCs/>
+        </w:rPr>
+        <w:t>}</w:t>
       </w:r>
     </w:p>
     <w:p>
@@ -1554,7 +1691,15 @@
         <w:t xml:space="preserve">Descripción: </w:t>
       </w:r>
       <w:r>
-        <w:t>{descripcion}</w:t>
+        <w:t>{</w:t>
+      </w:r>
+      <w:proofErr w:type="spellStart"/>
+      <w:r>
+        <w:t>descripcion</w:t>
+      </w:r>
+      <w:proofErr w:type="spellEnd"/>
+      <w:r>
+        <w:t>}</w:t>
       </w:r>
     </w:p>
     <w:p>
@@ -1573,9 +1718,11 @@
       <w:r>
         <w:t>Tiempo de estudios: {</w:t>
       </w:r>
+      <w:proofErr w:type="spellStart"/>
       <w:r>
         <w:t>tiempoEstudio</w:t>
       </w:r>
+      <w:proofErr w:type="spellEnd"/>
       <w:r>
         <w:t>}</w:t>
       </w:r>
@@ -1595,7 +1742,15 @@
         <w:jc w:val="both"/>
       </w:pPr>
       <w:r>
-        <w:t>{/tieneCursos}</w:t>
+        <w:t>{/</w:t>
+      </w:r>
+      <w:proofErr w:type="spellStart"/>
+      <w:r>
+        <w:t>tieneCursos</w:t>
+      </w:r>
+      <w:proofErr w:type="spellEnd"/>
+      <w:r>
+        <w:t>}</w:t>
       </w:r>
     </w:p>
     <w:p>
@@ -1661,7 +1816,15 @@
         <w:jc w:val="both"/>
       </w:pPr>
       <w:r>
-        <w:t>{/tieneComentarios}</w:t>
+        <w:t>{/</w:t>
+      </w:r>
+      <w:proofErr w:type="spellStart"/>
+      <w:r>
+        <w:t>tieneComentarios</w:t>
+      </w:r>
+      <w:proofErr w:type="spellEnd"/>
+      <w:r>
+        <w:t>}</w:t>
       </w:r>
     </w:p>
     <w:sectPr>
